--- a/installer/docs/test-report.docx
+++ b/installer/docs/test-report.docx
@@ -12,7 +12,7 @@
     </w:p>
     <w:p>
       <w:r>
-        <w:t>测试日期：2026-09-20　环境：银河麒麟 V10 洁净室（完全离线，Docker 轨一键安装）　方式：无头浏览器自动化 + API + 数据库核验</w:t>
+        <w:t>测试日期：2026-09-20/21　环境：银河麒麟 V10 洁净室（完全离线，Docker 轨一键安装）　方式：无头浏览器自动化 + API + 数据库三重核验</w:t>
       </w:r>
     </w:p>
     <w:p>
@@ -83,7 +83,7 @@
           </w:tcPr>
           <w:p>
             <w:r>
-              <w:t>6 正式方案 + 默认同义词表</w:t>
+              <w:t>6 方案 + 同义词表</w:t>
             </w:r>
           </w:p>
         </w:tc>
@@ -93,7 +93,7 @@
           </w:tcPr>
           <w:p>
             <w:r>
-              <w:t>出厂预置；A007 为跨类目组合方案（冻结 5 子版本）</w:t>
+              <w:t>出厂预置；A007 组合方案</w:t>
             </w:r>
           </w:p>
         </w:tc>
@@ -105,7 +105,7 @@
           </w:tcPr>
           <w:p>
             <w:r>
-              <w:t>客户物料清单-变体.xlsx</w:t>
+              <w:t>客户物料清单-变体</w:t>
             </w:r>
           </w:p>
         </w:tc>
@@ -125,7 +125,7 @@
           </w:tcPr>
           <w:p>
             <w:r>
-              <w:t>基于种子字段扩展：国产进口 取值 10/11/12（12 为未配置值）</w:t>
+              <w:t>扩展 国产进口=10/11/12（12 未配置）</w:t>
             </w:r>
           </w:p>
         </w:tc>
@@ -137,7 +137,7 @@
           </w:tcPr>
           <w:p>
             <w:r>
-              <w:t>集团标准码表-变体.xlsx</w:t>
+              <w:t>集团标准码表-变体</w:t>
             </w:r>
           </w:p>
         </w:tc>
@@ -157,7 +157,7 @@
           </w:tcPr>
           <w:p>
             <w:r>
-              <w:t>枚举目标：国产/进口</w:t>
+              <w:t>目标枚举 国产/进口</w:t>
             </w:r>
           </w:p>
         </w:tc>
@@ -169,7 +169,7 @@
           </w:tcPr>
           <w:p>
             <w:r>
-              <w:t>同一文件二次上传（改名）</w:t>
+              <w:t>人工匹配 Excel</w:t>
             </w:r>
           </w:p>
         </w:tc>
@@ -179,7 +179,7 @@
           </w:tcPr>
           <w:p>
             <w:r>
-              <w:t>8 行</w:t>
+              <w:t>回填 4 行</w:t>
             </w:r>
           </w:p>
         </w:tc>
@@ -189,7 +189,7 @@
           </w:tcPr>
           <w:p>
             <w:r>
-              <w:t>验证自动去重</w:t>
+              <w:t>下载→填 候选1→上传 闭环</w:t>
             </w:r>
           </w:p>
         </w:tc>
@@ -200,7 +200,7 @@
         <w:pStyle w:val="Heading1"/>
       </w:pPr>
       <w:r>
-        <w:t>2. 用例矩阵与结果（16/16 通过）</w:t>
+        <w:t>2. 用例矩阵（18 项，全部通过）</w:t>
       </w:r>
     </w:p>
     <w:tbl>
@@ -242,7 +242,7 @@
           </w:tcPr>
           <w:p>
             <w:r>
-              <w:t>观察</w:t>
+              <w:t>观察与证据</w:t>
             </w:r>
           </w:p>
         </w:tc>
@@ -274,7 +274,7 @@
           </w:tcPr>
           <w:p>
             <w:r>
-              <w:t>洁净室 ./run.sh 全程无网</w:t>
+              <w:t>洁净室 ./run.sh</w:t>
             </w:r>
           </w:p>
         </w:tc>
@@ -284,7 +284,7 @@
           </w:tcPr>
           <w:p>
             <w:r>
-              <w:t>安装报告落数据盘、服务自启 enabled</w:t>
+              <w:t>报告落数据盘、服务自启</w:t>
             </w:r>
           </w:p>
         </w:tc>
@@ -316,7 +316,7 @@
           </w:tcPr>
           <w:p>
             <w:r>
-              <w:t>admin 初始密码登录</w:t>
+              <w:t>admin 登录</w:t>
             </w:r>
           </w:p>
         </w:tc>
@@ -326,7 +326,7 @@
           </w:tcPr>
           <w:p>
             <w:r>
-              <w:t>强制修改后放行</w:t>
+              <w:t>强制改密后放行</w:t>
             </w:r>
           </w:p>
         </w:tc>
@@ -358,7 +358,7 @@
           </w:tcPr>
           <w:p>
             <w:r>
-              <w:t>检查方案列表</w:t>
+              <w:t>列表检查</w:t>
             </w:r>
           </w:p>
         </w:tc>
@@ -368,7 +368,7 @@
           </w:tcPr>
           <w:p>
             <w:r>
-              <w:t>A001/2/3/5/6/7 全部在列</w:t>
+              <w:t>六方案齐全</w:t>
             </w:r>
           </w:p>
         </w:tc>
@@ -390,7 +390,7 @@
           </w:tcPr>
           <w:p>
             <w:r>
-              <w:t>TC-04 A007 组合方案</w:t>
+              <w:t>TC-04 A007 组合</w:t>
             </w:r>
           </w:p>
         </w:tc>
@@ -410,7 +410,7 @@
           </w:tcPr>
           <w:p>
             <w:r>
-              <w:t>5 个子方案版本冻结展示</w:t>
+              <w:t>5 子方案版本冻结展示</w:t>
             </w:r>
           </w:p>
         </w:tc>
@@ -432,7 +432,7 @@
           </w:tcPr>
           <w:p>
             <w:r>
-              <w:t>TC-05 双模板自动识别</w:t>
+              <w:t>TC-05 双模板识别</w:t>
             </w:r>
           </w:p>
         </w:tc>
@@ -442,7 +442,7 @@
           </w:tcPr>
           <w:p>
             <w:r>
-              <w:t>上传两张模板</w:t>
+              <w:t>上传两张 Excel</w:t>
             </w:r>
           </w:p>
         </w:tc>
@@ -452,7 +452,7 @@
           </w:tcPr>
           <w:p>
             <w:r>
-              <w:t>表头/字段/国产进口自动识别，一对一推荐无交叉</w:t>
+              <w:t>字段自动识别、一对一推荐无交叉</w:t>
             </w:r>
           </w:p>
         </w:tc>
@@ -474,7 +474,7 @@
           </w:tcPr>
           <w:p>
             <w:r>
-              <w:t>TC-06 值映射人工配对</w:t>
+              <w:t>TC-06 值映射</w:t>
             </w:r>
           </w:p>
         </w:tc>
@@ -484,7 +484,7 @@
           </w:tcPr>
           <w:p>
             <w:r>
-              <w:t>打开值映射窗</w:t>
+              <w:t>打开弹窗</w:t>
             </w:r>
           </w:p>
         </w:tc>
@@ -494,7 +494,7 @@
           </w:tcPr>
           <w:p>
             <w:r>
-              <w:t>仅列候选不自动猜测；人工建立 10→国产</w:t>
+              <w:t>仅列候选，不自动猜测</w:t>
             </w:r>
           </w:p>
         </w:tc>
@@ -516,7 +516,7 @@
           </w:tcPr>
           <w:p>
             <w:r>
-              <w:t>TC-07 校验并发布</w:t>
+              <w:t>TC-07 发布</w:t>
             </w:r>
           </w:p>
         </w:tc>
@@ -526,7 +526,7 @@
           </w:tcPr>
           <w:p>
             <w:r>
-              <w:t>新方案发布</w:t>
+              <w:t>校验并发布</w:t>
             </w:r>
           </w:p>
         </w:tc>
@@ -536,7 +536,7 @@
           </w:tcPr>
           <w:p>
             <w:r>
-              <w:t>生成新方案与版本号</w:t>
+              <w:t>生成新版本</w:t>
             </w:r>
           </w:p>
         </w:tc>
@@ -568,7 +568,7 @@
           </w:tcPr>
           <w:p>
             <w:r>
-              <w:t>STEP1→2 变体数据</w:t>
+              <w:t>STEP1→2</w:t>
             </w:r>
           </w:p>
         </w:tc>
@@ -600,7 +600,7 @@
           </w:tcPr>
           <w:p>
             <w:r>
-              <w:t>TC-09 复核五状态+Top5</w:t>
+              <w:t>TC-09 复核界面</w:t>
             </w:r>
           </w:p>
         </w:tc>
@@ -610,7 +610,7 @@
           </w:tcPr>
           <w:p>
             <w:r>
-              <w:t>STEP3 检查</w:t>
+              <w:t>STEP3</w:t>
             </w:r>
           </w:p>
         </w:tc>
@@ -620,7 +620,7 @@
           </w:tcPr>
           <w:p>
             <w:r>
-              <w:t>五标签齐全，横向候选卡片可点选</w:t>
+              <w:t>五状态标签+Top5 卡片</w:t>
             </w:r>
           </w:p>
         </w:tc>
@@ -652,7 +652,7 @@
           </w:tcPr>
           <w:p>
             <w:r>
-              <w:t>核对 12 两行</w:t>
+              <w:t>结果核验</w:t>
             </w:r>
           </w:p>
         </w:tc>
@@ -662,7 +662,7 @@
           </w:tcPr>
           <w:p>
             <w:r>
-              <w:t>不猜测、保留原值转人工</w:t>
+              <w:t>不猜测、转人工</w:t>
             </w:r>
           </w:p>
         </w:tc>
@@ -684,7 +684,7 @@
           </w:tcPr>
           <w:p>
             <w:r>
-              <w:t>TC-11 人工选择确认</w:t>
+              <w:t>TC-11 界面点选确认</w:t>
             </w:r>
           </w:p>
         </w:tc>
@@ -694,7 +694,7 @@
           </w:tcPr>
           <w:p>
             <w:r>
-              <w:t>待人工行确认</w:t>
+              <w:t>Top 卡片</w:t>
             </w:r>
           </w:p>
         </w:tc>
@@ -704,7 +704,7 @@
           </w:tcPr>
           <w:p>
             <w:r>
-              <w:t>迁移到已人工匹配</w:t>
+              <w:t>状态迁移正确</w:t>
             </w:r>
           </w:p>
         </w:tc>
@@ -726,7 +726,7 @@
           </w:tcPr>
           <w:p>
             <w:r>
-              <w:t>TC-12 STEP4 定稿导出</w:t>
+              <w:t>TC-12 STEP4 导出</w:t>
             </w:r>
           </w:p>
         </w:tc>
@@ -736,7 +736,7 @@
           </w:tcPr>
           <w:p>
             <w:r>
-              <w:t>finalize+下载</w:t>
+              <w:t>定稿+下载</w:t>
             </w:r>
           </w:p>
         </w:tc>
@@ -746,7 +746,7 @@
           </w:tcPr>
           <w:p>
             <w:r>
-              <w:t>结果 Excel 14,401 字节五工作表</w:t>
+              <w:t>五工作表 Excel</w:t>
             </w:r>
           </w:p>
         </w:tc>
@@ -778,7 +778,7 @@
           </w:tcPr>
           <w:p>
             <w:r>
-              <w:t>同名异/改名重复上传</w:t>
+              <w:t>同内容改名再传</w:t>
             </w:r>
           </w:p>
         </w:tc>
@@ -788,7 +788,7 @@
           </w:tcPr>
           <w:p>
             <w:r>
-              <w:t>两记录引用同一物理文件，无二次落盘</w:t>
+              <w:t>同一物理文件，零重复落盘</w:t>
             </w:r>
           </w:p>
         </w:tc>
@@ -830,7 +830,7 @@
           </w:tcPr>
           <w:p>
             <w:r>
-              <w:t>孤立文件正确列出，默认零删除</w:t>
+              <w:t>孤立文件清单正确，默认零删除</w:t>
             </w:r>
           </w:p>
         </w:tc>
@@ -862,7 +862,7 @@
           </w:tcPr>
           <w:p>
             <w:r>
-              <w:t>重开历史任务</w:t>
+              <w:t>重开任务</w:t>
             </w:r>
           </w:p>
         </w:tc>
@@ -872,7 +872,7 @@
           </w:tcPr>
           <w:p>
             <w:r>
-              <w:t>原始与结果文件再下载</w:t>
+              <w:t>输入/结果再下载</w:t>
             </w:r>
           </w:p>
         </w:tc>
@@ -904,7 +904,7 @@
           </w:tcPr>
           <w:p>
             <w:r>
-              <w:t>1.3.9→1.3.10 一键重跑</w:t>
+              <w:t>1.3.9→1.3.11</w:t>
             </w:r>
           </w:p>
         </w:tc>
@@ -914,7 +914,91 @@
           </w:tcPr>
           <w:p>
             <w:r>
-              <w:t>密码/方案/数据全保留</w:t>
+              <w:t>密码/数据/方案保留</w:t>
+            </w:r>
+          </w:p>
+        </w:tc>
+        <w:tc>
+          <w:tcPr>
+            <w:tcW w:type="dxa" w:w="2160"/>
+          </w:tcPr>
+          <w:p>
+            <w:r>
+              <w:t>通过</w:t>
+            </w:r>
+          </w:p>
+        </w:tc>
+      </w:tr>
+      <w:tr>
+        <w:tc>
+          <w:tcPr>
+            <w:tcW w:type="dxa" w:w="2160"/>
+          </w:tcPr>
+          <w:p>
+            <w:r>
+              <w:t>TC-17 人工匹配 Excel 闭环</w:t>
+            </w:r>
+          </w:p>
+        </w:tc>
+        <w:tc>
+          <w:tcPr>
+            <w:tcW w:type="dxa" w:w="2160"/>
+          </w:tcPr>
+          <w:p>
+            <w:r>
+              <w:t>下载→填候选1→上传</w:t>
+            </w:r>
+          </w:p>
+        </w:tc>
+        <w:tc>
+          <w:tcPr>
+            <w:tcW w:type="dxa" w:w="2160"/>
+          </w:tcPr>
+          <w:p>
+            <w:r>
+              <w:t>success=4；DB 中对应行 CONFIRMED 且最终集团码写入</w:t>
+            </w:r>
+          </w:p>
+        </w:tc>
+        <w:tc>
+          <w:tcPr>
+            <w:tcW w:type="dxa" w:w="2160"/>
+          </w:tcPr>
+          <w:p>
+            <w:r>
+              <w:t>通过</w:t>
+            </w:r>
+          </w:p>
+        </w:tc>
+      </w:tr>
+      <w:tr>
+        <w:tc>
+          <w:tcPr>
+            <w:tcW w:type="dxa" w:w="2160"/>
+          </w:tcPr>
+          <w:p>
+            <w:r>
+              <w:t>TC-18 定稿后再人工→结果再生成</w:t>
+            </w:r>
+          </w:p>
+        </w:tc>
+        <w:tc>
+          <w:tcPr>
+            <w:tcW w:type="dxa" w:w="2160"/>
+          </w:tcPr>
+          <w:p>
+            <w:r>
+              <w:t>二次定稿</w:t>
+            </w:r>
+          </w:p>
+        </w:tc>
+        <w:tc>
+          <w:tcPr>
+            <w:tcW w:type="dxa" w:w="2160"/>
+          </w:tcPr>
+          <w:p>
+            <w:r>
+              <w:t>返回新结果文件（旧快照自动作废），已人工匹配行进入结果 Excel</w:t>
             </w:r>
           </w:p>
         </w:tc>
@@ -935,7 +1019,45 @@
         <w:pStyle w:val="Heading1"/>
       </w:pPr>
       <w:r>
-        <w:t>3. 界面证据截图</w:t>
+        <w:t>3. 操作友好度评估（界面实测记录）</w:t>
+      </w:r>
+    </w:p>
+    <w:p>
+      <w:r>
+        <w:t>· 登录、方案、任务全程有中文向导与按钮语义明确；新手按四步卡片即可完成一次匹配，无需培训手册以外的知识。</w:t>
+      </w:r>
+    </w:p>
+    <w:p>
+      <w:r>
+        <w:t>· 字段映射自动推荐为严格一对一并支持拖拽/点线删除，避免早期版本交叉连线造成的误操作。</w:t>
+      </w:r>
+    </w:p>
+    <w:p>
+      <w:r>
+        <w:t>· 值映射只在双侧均具备枚举特征时给出候选且绝不自动配对，12 类未配置值原样转人工，避免错配风险。</w:t>
+      </w:r>
+    </w:p>
+    <w:p>
+      <w:r>
+        <w:t>· 人工调整支持界面点选与 Excel 批量两种入口；Excel 模板自带填写指引行（候选1~5 或 均不匹配），回填一次可处理全表。</w:t>
+      </w:r>
+    </w:p>
+    <w:p>
+      <w:r>
+        <w:t>· 复核页筛选/分页全在服务器端，十万行不卡浏览器；定稿后再补充人工结果会自动生成新结果版本。</w:t>
+      </w:r>
+    </w:p>
+    <w:p>
+      <w:r>
+        <w:t>· 改进建议（不影响本次交付）：值映射列对超宽字段名可再加悬浮省略；历史列表可支持按日期分组。</w:t>
+      </w:r>
+    </w:p>
+    <w:p>
+      <w:pPr>
+        <w:pStyle w:val="Heading1"/>
+      </w:pPr>
+      <w:r>
+        <w:t>4. 关键界面证据</w:t>
       </w:r>
     </w:p>
     <w:p>
@@ -1023,7 +1145,7 @@
         <w:jc w:val="center"/>
       </w:pPr>
       <w:r>
-        <w:t>图：预置六方案</w:t>
+        <w:t>图：预置方案</w:t>
       </w:r>
     </w:p>
     <w:p>
@@ -1067,7 +1189,7 @@
         <w:jc w:val="center"/>
       </w:pPr>
       <w:r>
-        <w:t>图：A007 组合与冻结版本</w:t>
+        <w:t>图：A007 组合</w:t>
       </w:r>
     </w:p>
     <w:p>
@@ -1111,7 +1233,7 @@
         <w:jc w:val="center"/>
       </w:pPr>
       <w:r>
-        <w:t>图：双模板自动推荐</w:t>
+        <w:t>图：双模板推荐</w:t>
       </w:r>
     </w:p>
     <w:p>
@@ -1155,7 +1277,7 @@
         <w:jc w:val="center"/>
       </w:pPr>
       <w:r>
-        <w:t>图：值映射人工配对</w:t>
+        <w:t>图：值映射</w:t>
       </w:r>
     </w:p>
     <w:p>
@@ -1287,7 +1409,7 @@
         <w:jc w:val="center"/>
       </w:pPr>
       <w:r>
-        <w:t>图：STEP3 复核</w:t>
+        <w:t>图：STEP3</w:t>
       </w:r>
     </w:p>
     <w:p>
@@ -1303,7 +1425,7 @@
               <a:graphicData uri="http://schemas.openxmlformats.org/drawingml/2006/picture">
                 <pic:pic>
                   <pic:nvPicPr>
-                    <pic:cNvPr id="0" name="10-复核-未匹配筛选.png"/>
+                    <pic:cNvPr id="0" name="11-复核-人工选择确认.png"/>
                     <pic:cNvPicPr/>
                   </pic:nvPicPr>
                   <pic:blipFill>
@@ -1331,7 +1453,7 @@
         <w:jc w:val="center"/>
       </w:pPr>
       <w:r>
-        <w:t>图：未匹配筛选</w:t>
+        <w:t>图：点选</w:t>
       </w:r>
     </w:p>
     <w:p>
@@ -1347,7 +1469,7 @@
               <a:graphicData uri="http://schemas.openxmlformats.org/drawingml/2006/picture">
                 <pic:pic>
                   <pic:nvPicPr>
-                    <pic:cNvPr id="0" name="11-复核-人工选择确认.png"/>
+                    <pic:cNvPr id="0" name="17-复核-人工匹配导入导出按钮.png"/>
                     <pic:cNvPicPr/>
                   </pic:nvPicPr>
                   <pic:blipFill>
@@ -1375,7 +1497,7 @@
         <w:jc w:val="center"/>
       </w:pPr>
       <w:r>
-        <w:t>图：人工确认</w:t>
+        <w:t>图：Excel 闭环入口</w:t>
       </w:r>
     </w:p>
     <w:p>
@@ -1391,11 +1513,55 @@
               <a:graphicData uri="http://schemas.openxmlformats.org/drawingml/2006/picture">
                 <pic:pic>
                   <pic:nvPicPr>
+                    <pic:cNvPr id="0" name="18-复核-人工匹配导入反馈.png"/>
+                    <pic:cNvPicPr/>
+                  </pic:nvPicPr>
+                  <pic:blipFill>
+                    <a:blip r:embed="rId19"/>
+                    <a:stretch>
+                      <a:fillRect/>
+                    </a:stretch>
+                  </pic:blipFill>
+                  <pic:spPr>
+                    <a:xfrm>
+                      <a:off x="0" y="0"/>
+                      <a:ext cx="5486400" cy="3429000"/>
+                    </a:xfrm>
+                    <a:prstGeom prst="rect"/>
+                  </pic:spPr>
+                </pic:pic>
+              </a:graphicData>
+            </a:graphic>
+          </wp:inline>
+        </w:drawing>
+      </w:r>
+    </w:p>
+    <w:p>
+      <w:pPr>
+        <w:jc w:val="center"/>
+      </w:pPr>
+      <w:r>
+        <w:t>图：导入反馈</w:t>
+      </w:r>
+    </w:p>
+    <w:p>
+      <w:r>
+        <w:drawing>
+          <wp:inline xmlns:a="http://schemas.openxmlformats.org/drawingml/2006/main" xmlns:pic="http://schemas.openxmlformats.org/drawingml/2006/picture">
+            <wp:extent cx="5486400" cy="3429000"/>
+            <wp:docPr id="12" name="Picture 12"/>
+            <wp:cNvGraphicFramePr>
+              <a:graphicFrameLocks noChangeAspect="1"/>
+            </wp:cNvGraphicFramePr>
+            <a:graphic>
+              <a:graphicData uri="http://schemas.openxmlformats.org/drawingml/2006/picture">
+                <pic:pic>
+                  <pic:nvPicPr>
                     <pic:cNvPr id="0" name="12-STEP4-输出结果.png"/>
                     <pic:cNvPicPr/>
                   </pic:nvPicPr>
                   <pic:blipFill>
-                    <a:blip r:embed="rId19"/>
+                    <a:blip r:embed="rId20"/>
                     <a:stretch>
                       <a:fillRect/>
                     </a:stretch>
@@ -1427,7 +1593,7 @@
         <w:drawing>
           <wp:inline xmlns:a="http://schemas.openxmlformats.org/drawingml/2006/main" xmlns:pic="http://schemas.openxmlformats.org/drawingml/2006/picture">
             <wp:extent cx="5486400" cy="3429000"/>
-            <wp:docPr id="12" name="Picture 12"/>
+            <wp:docPr id="13" name="Picture 13"/>
             <wp:cNvGraphicFramePr>
               <a:graphicFrameLocks noChangeAspect="1"/>
             </wp:cNvGraphicFramePr>
@@ -1439,7 +1605,7 @@
                     <pic:cNvPicPr/>
                   </pic:nvPicPr>
                   <pic:blipFill>
-                    <a:blip r:embed="rId20"/>
+                    <a:blip r:embed="rId21"/>
                     <a:stretch>
                       <a:fillRect/>
                     </a:stretch>
@@ -1467,47 +1633,16 @@
       </w:r>
     </w:p>
     <w:p>
+      <w:pPr>
+        <w:pStyle w:val="Heading1"/>
+      </w:pPr>
       <w:r>
-        <w:drawing>
-          <wp:inline xmlns:a="http://schemas.openxmlformats.org/drawingml/2006/main" xmlns:pic="http://schemas.openxmlformats.org/drawingml/2006/picture">
-            <wp:extent cx="5486400" cy="3429000"/>
-            <wp:docPr id="13" name="Picture 13"/>
-            <wp:cNvGraphicFramePr>
-              <a:graphicFrameLocks noChangeAspect="1"/>
-            </wp:cNvGraphicFramePr>
-            <a:graphic>
-              <a:graphicData uri="http://schemas.openxmlformats.org/drawingml/2006/picture">
-                <pic:pic>
-                  <pic:nvPicPr>
-                    <pic:cNvPr id="0" name="16-同义词配置.png"/>
-                    <pic:cNvPicPr/>
-                  </pic:nvPicPr>
-                  <pic:blipFill>
-                    <a:blip r:embed="rId21"/>
-                    <a:stretch>
-                      <a:fillRect/>
-                    </a:stretch>
-                  </pic:blipFill>
-                  <pic:spPr>
-                    <a:xfrm>
-                      <a:off x="0" y="0"/>
-                      <a:ext cx="5486400" cy="3429000"/>
-                    </a:xfrm>
-                    <a:prstGeom prst="rect"/>
-                  </pic:spPr>
-                </pic:pic>
-              </a:graphicData>
-            </a:graphic>
-          </wp:inline>
-        </w:drawing>
+        <w:t>5. 自动化门禁</w:t>
       </w:r>
     </w:p>
     <w:p>
-      <w:pPr>
-        <w:jc w:val="center"/>
-      </w:pPr>
       <w:r>
-        <w:t>图：同义词</w:t>
+        <w:t>后端 pytest 265 passed（含新增人工闭环结果版本回归用例）；前端 vue-tsc+vite+17 契约全绿。</w:t>
       </w:r>
     </w:p>
     <w:p>
@@ -1515,25 +1650,12 @@
         <w:pStyle w:val="Heading1"/>
       </w:pPr>
       <w:r>
-        <w:t>4. 自动化测试门禁（随源码留档）</w:t>
+        <w:t>6. 结论</w:t>
       </w:r>
     </w:p>
     <w:p>
       <w:r>
-        <w:t>后端 pytest 264 passed（含十万级复核分页、值映射、组合管线、上传去重用例）；前端 vue-tsc + vite 构建 + 17 项契约测试全部通过。</w:t>
-      </w:r>
-    </w:p>
-    <w:p>
-      <w:pPr>
-        <w:pStyle w:val="Heading1"/>
-      </w:pPr>
-      <w:r>
-        <w:t>5. 结论</w:t>
-      </w:r>
-    </w:p>
-    <w:p>
-      <w:r>
-        <w:t>V1.3.11 交付介质满足离线安装、使用、升级、维护与数据保护要求，16 项现场用例全部通过，具备交付条件。</w:t>
+        <w:t>人工匹配的界面点选与 Excel 下载/上传两条通路均实测生效，结果文件随人工操作自动更新；V1.3.11 介质具备交付条件。</w:t>
       </w:r>
     </w:p>
     <w:sectPr>
